--- a/tema2/plantillas/Actividad_2_1_INU_Plantilla.docx
+++ b/tema2/plantillas/Actividad_2_1_INU_Plantilla.docx
@@ -167,7 +167,7 @@
                 <w:sz w:val="20"/>
                 <w:szCs w:val="20"/>
               </w:rPr>
-              <w:t xml:space="preserve">Identificador de recursos usado (ej. escaparate-vpc-&lt;tu-identificador&gt;): _______________________</w:t>
+              <w:t xml:space="preserve">Identificador de recursos usado (ej. pistas-vpc-&lt;tu-identificador&gt;): _______________________</w:t>
             </w:r>
           </w:p>
           <w:p>

--- a/tema2/plantillas/Actividad_2_1_INU_Plantilla.docx
+++ b/tema2/plantillas/Actividad_2_1_INU_Plantilla.docx
@@ -934,7 +934,7 @@
                 <w:sz w:val="20"/>
                 <w:szCs w:val="20"/>
               </w:rPr>
-              <w:t xml:space="preserve">📸 VPC creada con el rango 10.0.0.0/16 (actividad_2_1_paso2_a.png)</w:t>
+              <w:t xml:space="preserve">📸 VPC creada con el rango 10.0.0.0/16</w:t>
             </w:r>
           </w:p>
         </w:tc>
@@ -1027,7 +1027,7 @@
                 <w:sz w:val="20"/>
                 <w:szCs w:val="20"/>
               </w:rPr>
-              <w:t xml:space="preserve">📸 Las cuatro subredes creadas, con su CIDR y zona visibles (actividad_2_1_paso2_b.png)</w:t>
+              <w:t xml:space="preserve">📸 Las cuatro subredes creadas, con su CIDR y zona visibles</w:t>
             </w:r>
           </w:p>
         </w:tc>
@@ -1139,7 +1139,7 @@
                 <w:sz w:val="20"/>
                 <w:szCs w:val="20"/>
               </w:rPr>
-              <w:t xml:space="preserve">📸 Tabla de rutas pública (con ruta a la pasarela) junto a la privada, sin ella (actividad_2_1_paso3.png)</w:t>
+              <w:t xml:space="preserve">📸 Tabla de rutas pública (con ruta a la pasarela) junto a la privada, sin ella</w:t>
             </w:r>
           </w:p>
         </w:tc>

--- a/tema2/plantillas/Actividad_2_1_INU_Plantilla.docx
+++ b/tema2/plantillas/Actividad_2_1_INU_Plantilla.docx
@@ -170,20 +170,6 @@
               <w:t xml:space="preserve">Identificador de recursos usado (ej. pistas-vpc-&lt;tu-identificador&gt;): _______________________</w:t>
             </w:r>
           </w:p>
-          <w:p>
-            <w:pPr>
-              <w:spacing w:after="60"/>
-            </w:pPr>
-            <w:r>
-              <w:rPr>
-                <w:rFonts w:ascii="Arial" w:cs="Arial" w:eastAsia="Arial" w:hAnsi="Arial"/>
-                <w:color w:val="263238"/>
-                <w:sz w:val="20"/>
-                <w:szCs w:val="20"/>
-              </w:rPr>
-              <w:t xml:space="preserve">Repositorio Git de tu proyecto (URL): ___________________________________</w:t>
-            </w:r>
-          </w:p>
         </w:tc>
       </w:tr>
     </w:tbl>
@@ -219,658 +205,6 @@
       <w:pPr>
         <w:spacing w:after="120"/>
       </w:pPr>
-    </w:p>
-    <w:p>
-      <w:pPr>
-        <w:pBdr>
-          <w:bottom w:val="single" w:color="FFA000" w:sz="4" w:space="1"/>
-        </w:pBdr>
-        <w:spacing w:after="120" w:before="240"/>
-      </w:pPr>
-      <w:r>
-        <w:rPr>
-          <w:rFonts w:ascii="Arial" w:cs="Arial" w:eastAsia="Arial" w:hAnsi="Arial"/>
-          <w:b/>
-          <w:bCs/>
-          <w:color w:val="3949AB"/>
-          <w:sz w:val="24"/>
-          <w:szCs w:val="24"/>
-        </w:rPr>
-        <w:t xml:space="preserve">Paso 1 — Diseña el reparto en papel</w:t>
-      </w:r>
-    </w:p>
-    <w:p>
-      <w:pPr>
-        <w:spacing w:after="100"/>
-      </w:pPr>
-      <w:r>
-        <w:rPr>
-          <w:rFonts w:ascii="Arial" w:cs="Arial" w:eastAsia="Arial" w:hAnsi="Arial"/>
-          <w:color w:val="212121"/>
-          <w:sz w:val="22"/>
-          <w:szCs w:val="22"/>
-        </w:rPr>
-        <w:t xml:space="preserve">Tabla de diseño para el rango 10.0.0.0/16: nombre de subred, CIDR, zona de disponibilidad y tipo (pública/privada). Mínimo cuatro subredes.</w:t>
-      </w:r>
-    </w:p>
-    <w:tbl>
-      <w:tblPr>
-        <w:tblW w:type="dxa" w:w="9638"/>
-        <w:tblBorders>
-          <w:top w:val="single" w:color="auto" w:sz="4"/>
-          <w:left w:val="single" w:color="auto" w:sz="4"/>
-          <w:bottom w:val="single" w:color="auto" w:sz="4"/>
-          <w:right w:val="single" w:color="auto" w:sz="4"/>
-          <w:insideH w:val="single" w:color="auto" w:sz="4"/>
-          <w:insideV w:val="single" w:color="auto" w:sz="4"/>
-        </w:tblBorders>
-      </w:tblPr>
-      <w:tblGrid>
-        <w:gridCol w:w="2891"/>
-        <w:gridCol w:w="2120"/>
-        <w:gridCol w:w="2506"/>
-        <w:gridCol w:w="2120"/>
-      </w:tblGrid>
-      <w:tr>
-        <w:tc>
-          <w:tcPr>
-            <w:tcW w:type="dxa" w:w="2891"/>
-            <w:tcBorders>
-              <w:top w:val="single" w:color="E0E0E0" w:sz="4"/>
-              <w:left w:val="single" w:color="E0E0E0" w:sz="4"/>
-              <w:bottom w:val="single" w:color="E0E0E0" w:sz="4"/>
-              <w:right w:val="single" w:color="E0E0E0" w:sz="4"/>
-            </w:tcBorders>
-            <w:shd w:fill="3949AB" w:val="clear"/>
-            <w:tcMar>
-              <w:top w:type="dxa" w:w="100"/>
-              <w:left w:type="dxa" w:w="140"/>
-              <w:bottom w:type="dxa" w:w="100"/>
-              <w:right w:type="dxa" w:w="100"/>
-            </w:tcMar>
-          </w:tcPr>
-          <w:p>
-            <w:pPr>
-              <w:jc w:val="center"/>
-            </w:pPr>
-            <w:r>
-              <w:rPr>
-                <w:rFonts w:ascii="Arial" w:cs="Arial" w:eastAsia="Arial" w:hAnsi="Arial"/>
-                <w:b/>
-                <w:bCs/>
-                <w:color w:val="FFFFFF"/>
-                <w:sz w:val="20"/>
-                <w:szCs w:val="20"/>
-              </w:rPr>
-              <w:t xml:space="preserve">Nombre de subred</w:t>
-            </w:r>
-          </w:p>
-        </w:tc>
-        <w:tc>
-          <w:tcPr>
-            <w:tcW w:type="dxa" w:w="2120"/>
-            <w:tcBorders>
-              <w:top w:val="single" w:color="E0E0E0" w:sz="4"/>
-              <w:left w:val="single" w:color="E0E0E0" w:sz="4"/>
-              <w:bottom w:val="single" w:color="E0E0E0" w:sz="4"/>
-              <w:right w:val="single" w:color="E0E0E0" w:sz="4"/>
-            </w:tcBorders>
-            <w:shd w:fill="3949AB" w:val="clear"/>
-            <w:tcMar>
-              <w:top w:type="dxa" w:w="100"/>
-              <w:left w:type="dxa" w:w="140"/>
-              <w:bottom w:type="dxa" w:w="100"/>
-              <w:right w:type="dxa" w:w="100"/>
-            </w:tcMar>
-          </w:tcPr>
-          <w:p>
-            <w:pPr>
-              <w:jc w:val="center"/>
-            </w:pPr>
-            <w:r>
-              <w:rPr>
-                <w:rFonts w:ascii="Arial" w:cs="Arial" w:eastAsia="Arial" w:hAnsi="Arial"/>
-                <w:b/>
-                <w:bCs/>
-                <w:color w:val="FFFFFF"/>
-                <w:sz w:val="20"/>
-                <w:szCs w:val="20"/>
-              </w:rPr>
-              <w:t xml:space="preserve">CIDR</w:t>
-            </w:r>
-          </w:p>
-        </w:tc>
-        <w:tc>
-          <w:tcPr>
-            <w:tcW w:type="dxa" w:w="2506"/>
-            <w:tcBorders>
-              <w:top w:val="single" w:color="E0E0E0" w:sz="4"/>
-              <w:left w:val="single" w:color="E0E0E0" w:sz="4"/>
-              <w:bottom w:val="single" w:color="E0E0E0" w:sz="4"/>
-              <w:right w:val="single" w:color="E0E0E0" w:sz="4"/>
-            </w:tcBorders>
-            <w:shd w:fill="3949AB" w:val="clear"/>
-            <w:tcMar>
-              <w:top w:type="dxa" w:w="100"/>
-              <w:left w:type="dxa" w:w="140"/>
-              <w:bottom w:type="dxa" w:w="100"/>
-              <w:right w:type="dxa" w:w="100"/>
-            </w:tcMar>
-          </w:tcPr>
-          <w:p>
-            <w:pPr>
-              <w:jc w:val="center"/>
-            </w:pPr>
-            <w:r>
-              <w:rPr>
-                <w:rFonts w:ascii="Arial" w:cs="Arial" w:eastAsia="Arial" w:hAnsi="Arial"/>
-                <w:b/>
-                <w:bCs/>
-                <w:color w:val="FFFFFF"/>
-                <w:sz w:val="20"/>
-                <w:szCs w:val="20"/>
-              </w:rPr>
-              <w:t xml:space="preserve">Zona de disponibilidad</w:t>
-            </w:r>
-          </w:p>
-        </w:tc>
-        <w:tc>
-          <w:tcPr>
-            <w:tcW w:type="dxa" w:w="2120"/>
-            <w:tcBorders>
-              <w:top w:val="single" w:color="E0E0E0" w:sz="4"/>
-              <w:left w:val="single" w:color="E0E0E0" w:sz="4"/>
-              <w:bottom w:val="single" w:color="E0E0E0" w:sz="4"/>
-              <w:right w:val="single" w:color="E0E0E0" w:sz="4"/>
-            </w:tcBorders>
-            <w:shd w:fill="3949AB" w:val="clear"/>
-            <w:tcMar>
-              <w:top w:type="dxa" w:w="100"/>
-              <w:left w:type="dxa" w:w="140"/>
-              <w:bottom w:type="dxa" w:w="100"/>
-              <w:right w:type="dxa" w:w="100"/>
-            </w:tcMar>
-          </w:tcPr>
-          <w:p>
-            <w:pPr>
-              <w:jc w:val="center"/>
-            </w:pPr>
-            <w:r>
-              <w:rPr>
-                <w:rFonts w:ascii="Arial" w:cs="Arial" w:eastAsia="Arial" w:hAnsi="Arial"/>
-                <w:b/>
-                <w:bCs/>
-                <w:color w:val="FFFFFF"/>
-                <w:sz w:val="20"/>
-                <w:szCs w:val="20"/>
-              </w:rPr>
-              <w:t xml:space="preserve">Tipo</w:t>
-            </w:r>
-          </w:p>
-        </w:tc>
-      </w:tr>
-      <w:tr>
-        <w:trPr>
-          <w:trHeight w:val="800"/>
-        </w:trPr>
-        <w:tc>
-          <w:tcPr>
-            <w:tcW w:type="dxa" w:w="2891"/>
-            <w:tcBorders>
-              <w:top w:val="single" w:color="E0E0E0" w:sz="4"/>
-              <w:left w:val="single" w:color="E0E0E0" w:sz="4"/>
-              <w:bottom w:val="single" w:color="E0E0E0" w:sz="4"/>
-              <w:right w:val="single" w:color="E0E0E0" w:sz="4"/>
-            </w:tcBorders>
-            <w:shd w:fill="FFFFFF" w:val="clear"/>
-            <w:tcMar>
-              <w:top w:type="dxa" w:w="80"/>
-              <w:left w:type="dxa" w:w="140"/>
-              <w:bottom w:type="dxa" w:w="80"/>
-              <w:right w:type="dxa" w:w="100"/>
-            </w:tcMar>
-          </w:tcPr>
-          <w:p>
-            <w:r>
-              <w:rPr>
-                <w:sz w:val="22"/>
-                <w:szCs w:val="22"/>
-              </w:rPr>
-              <w:t xml:space="preserve"/>
-            </w:r>
-          </w:p>
-        </w:tc>
-        <w:tc>
-          <w:tcPr>
-            <w:tcW w:type="dxa" w:w="2120"/>
-            <w:tcBorders>
-              <w:top w:val="single" w:color="E0E0E0" w:sz="4"/>
-              <w:left w:val="single" w:color="E0E0E0" w:sz="4"/>
-              <w:bottom w:val="single" w:color="E0E0E0" w:sz="4"/>
-              <w:right w:val="single" w:color="E0E0E0" w:sz="4"/>
-            </w:tcBorders>
-            <w:shd w:fill="FFFFFF" w:val="clear"/>
-            <w:tcMar>
-              <w:top w:type="dxa" w:w="80"/>
-              <w:left w:type="dxa" w:w="140"/>
-              <w:bottom w:type="dxa" w:w="80"/>
-              <w:right w:type="dxa" w:w="100"/>
-            </w:tcMar>
-          </w:tcPr>
-          <w:p>
-            <w:r>
-              <w:rPr>
-                <w:sz w:val="22"/>
-                <w:szCs w:val="22"/>
-              </w:rPr>
-              <w:t xml:space="preserve"/>
-            </w:r>
-          </w:p>
-        </w:tc>
-        <w:tc>
-          <w:tcPr>
-            <w:tcW w:type="dxa" w:w="2506"/>
-            <w:tcBorders>
-              <w:top w:val="single" w:color="E0E0E0" w:sz="4"/>
-              <w:left w:val="single" w:color="E0E0E0" w:sz="4"/>
-              <w:bottom w:val="single" w:color="E0E0E0" w:sz="4"/>
-              <w:right w:val="single" w:color="E0E0E0" w:sz="4"/>
-            </w:tcBorders>
-            <w:shd w:fill="FFFFFF" w:val="clear"/>
-            <w:tcMar>
-              <w:top w:type="dxa" w:w="80"/>
-              <w:left w:type="dxa" w:w="140"/>
-              <w:bottom w:type="dxa" w:w="80"/>
-              <w:right w:type="dxa" w:w="100"/>
-            </w:tcMar>
-          </w:tcPr>
-          <w:p>
-            <w:r>
-              <w:rPr>
-                <w:sz w:val="22"/>
-                <w:szCs w:val="22"/>
-              </w:rPr>
-              <w:t xml:space="preserve"/>
-            </w:r>
-          </w:p>
-        </w:tc>
-        <w:tc>
-          <w:tcPr>
-            <w:tcW w:type="dxa" w:w="2120"/>
-            <w:tcBorders>
-              <w:top w:val="single" w:color="E0E0E0" w:sz="4"/>
-              <w:left w:val="single" w:color="E0E0E0" w:sz="4"/>
-              <w:bottom w:val="single" w:color="E0E0E0" w:sz="4"/>
-              <w:right w:val="single" w:color="E0E0E0" w:sz="4"/>
-            </w:tcBorders>
-            <w:shd w:fill="FFFFFF" w:val="clear"/>
-            <w:tcMar>
-              <w:top w:type="dxa" w:w="80"/>
-              <w:left w:type="dxa" w:w="140"/>
-              <w:bottom w:type="dxa" w:w="80"/>
-              <w:right w:type="dxa" w:w="100"/>
-            </w:tcMar>
-          </w:tcPr>
-          <w:p>
-            <w:r>
-              <w:rPr>
-                <w:sz w:val="22"/>
-                <w:szCs w:val="22"/>
-              </w:rPr>
-              <w:t xml:space="preserve"/>
-            </w:r>
-          </w:p>
-        </w:tc>
-      </w:tr>
-      <w:tr>
-        <w:trPr>
-          <w:trHeight w:val="800"/>
-        </w:trPr>
-        <w:tc>
-          <w:tcPr>
-            <w:tcW w:type="dxa" w:w="2891"/>
-            <w:tcBorders>
-              <w:top w:val="single" w:color="E0E0E0" w:sz="4"/>
-              <w:left w:val="single" w:color="E0E0E0" w:sz="4"/>
-              <w:bottom w:val="single" w:color="E0E0E0" w:sz="4"/>
-              <w:right w:val="single" w:color="E0E0E0" w:sz="4"/>
-            </w:tcBorders>
-            <w:shd w:fill="F5F5F5" w:val="clear"/>
-            <w:tcMar>
-              <w:top w:type="dxa" w:w="80"/>
-              <w:left w:type="dxa" w:w="140"/>
-              <w:bottom w:type="dxa" w:w="80"/>
-              <w:right w:type="dxa" w:w="100"/>
-            </w:tcMar>
-          </w:tcPr>
-          <w:p>
-            <w:r>
-              <w:rPr>
-                <w:sz w:val="22"/>
-                <w:szCs w:val="22"/>
-              </w:rPr>
-              <w:t xml:space="preserve"/>
-            </w:r>
-          </w:p>
-        </w:tc>
-        <w:tc>
-          <w:tcPr>
-            <w:tcW w:type="dxa" w:w="2120"/>
-            <w:tcBorders>
-              <w:top w:val="single" w:color="E0E0E0" w:sz="4"/>
-              <w:left w:val="single" w:color="E0E0E0" w:sz="4"/>
-              <w:bottom w:val="single" w:color="E0E0E0" w:sz="4"/>
-              <w:right w:val="single" w:color="E0E0E0" w:sz="4"/>
-            </w:tcBorders>
-            <w:shd w:fill="F5F5F5" w:val="clear"/>
-            <w:tcMar>
-              <w:top w:type="dxa" w:w="80"/>
-              <w:left w:type="dxa" w:w="140"/>
-              <w:bottom w:type="dxa" w:w="80"/>
-              <w:right w:type="dxa" w:w="100"/>
-            </w:tcMar>
-          </w:tcPr>
-          <w:p>
-            <w:r>
-              <w:rPr>
-                <w:sz w:val="22"/>
-                <w:szCs w:val="22"/>
-              </w:rPr>
-              <w:t xml:space="preserve"/>
-            </w:r>
-          </w:p>
-        </w:tc>
-        <w:tc>
-          <w:tcPr>
-            <w:tcW w:type="dxa" w:w="2506"/>
-            <w:tcBorders>
-              <w:top w:val="single" w:color="E0E0E0" w:sz="4"/>
-              <w:left w:val="single" w:color="E0E0E0" w:sz="4"/>
-              <w:bottom w:val="single" w:color="E0E0E0" w:sz="4"/>
-              <w:right w:val="single" w:color="E0E0E0" w:sz="4"/>
-            </w:tcBorders>
-            <w:shd w:fill="F5F5F5" w:val="clear"/>
-            <w:tcMar>
-              <w:top w:type="dxa" w:w="80"/>
-              <w:left w:type="dxa" w:w="140"/>
-              <w:bottom w:type="dxa" w:w="80"/>
-              <w:right w:type="dxa" w:w="100"/>
-            </w:tcMar>
-          </w:tcPr>
-          <w:p>
-            <w:r>
-              <w:rPr>
-                <w:sz w:val="22"/>
-                <w:szCs w:val="22"/>
-              </w:rPr>
-              <w:t xml:space="preserve"/>
-            </w:r>
-          </w:p>
-        </w:tc>
-        <w:tc>
-          <w:tcPr>
-            <w:tcW w:type="dxa" w:w="2120"/>
-            <w:tcBorders>
-              <w:top w:val="single" w:color="E0E0E0" w:sz="4"/>
-              <w:left w:val="single" w:color="E0E0E0" w:sz="4"/>
-              <w:bottom w:val="single" w:color="E0E0E0" w:sz="4"/>
-              <w:right w:val="single" w:color="E0E0E0" w:sz="4"/>
-            </w:tcBorders>
-            <w:shd w:fill="F5F5F5" w:val="clear"/>
-            <w:tcMar>
-              <w:top w:type="dxa" w:w="80"/>
-              <w:left w:type="dxa" w:w="140"/>
-              <w:bottom w:type="dxa" w:w="80"/>
-              <w:right w:type="dxa" w:w="100"/>
-            </w:tcMar>
-          </w:tcPr>
-          <w:p>
-            <w:r>
-              <w:rPr>
-                <w:sz w:val="22"/>
-                <w:szCs w:val="22"/>
-              </w:rPr>
-              <w:t xml:space="preserve"/>
-            </w:r>
-          </w:p>
-        </w:tc>
-      </w:tr>
-      <w:tr>
-        <w:trPr>
-          <w:trHeight w:val="800"/>
-        </w:trPr>
-        <w:tc>
-          <w:tcPr>
-            <w:tcW w:type="dxa" w:w="2891"/>
-            <w:tcBorders>
-              <w:top w:val="single" w:color="E0E0E0" w:sz="4"/>
-              <w:left w:val="single" w:color="E0E0E0" w:sz="4"/>
-              <w:bottom w:val="single" w:color="E0E0E0" w:sz="4"/>
-              <w:right w:val="single" w:color="E0E0E0" w:sz="4"/>
-            </w:tcBorders>
-            <w:shd w:fill="FFFFFF" w:val="clear"/>
-            <w:tcMar>
-              <w:top w:type="dxa" w:w="80"/>
-              <w:left w:type="dxa" w:w="140"/>
-              <w:bottom w:type="dxa" w:w="80"/>
-              <w:right w:type="dxa" w:w="100"/>
-            </w:tcMar>
-          </w:tcPr>
-          <w:p>
-            <w:r>
-              <w:rPr>
-                <w:sz w:val="22"/>
-                <w:szCs w:val="22"/>
-              </w:rPr>
-              <w:t xml:space="preserve"/>
-            </w:r>
-          </w:p>
-        </w:tc>
-        <w:tc>
-          <w:tcPr>
-            <w:tcW w:type="dxa" w:w="2120"/>
-            <w:tcBorders>
-              <w:top w:val="single" w:color="E0E0E0" w:sz="4"/>
-              <w:left w:val="single" w:color="E0E0E0" w:sz="4"/>
-              <w:bottom w:val="single" w:color="E0E0E0" w:sz="4"/>
-              <w:right w:val="single" w:color="E0E0E0" w:sz="4"/>
-            </w:tcBorders>
-            <w:shd w:fill="FFFFFF" w:val="clear"/>
-            <w:tcMar>
-              <w:top w:type="dxa" w:w="80"/>
-              <w:left w:type="dxa" w:w="140"/>
-              <w:bottom w:type="dxa" w:w="80"/>
-              <w:right w:type="dxa" w:w="100"/>
-            </w:tcMar>
-          </w:tcPr>
-          <w:p>
-            <w:r>
-              <w:rPr>
-                <w:sz w:val="22"/>
-                <w:szCs w:val="22"/>
-              </w:rPr>
-              <w:t xml:space="preserve"/>
-            </w:r>
-          </w:p>
-        </w:tc>
-        <w:tc>
-          <w:tcPr>
-            <w:tcW w:type="dxa" w:w="2506"/>
-            <w:tcBorders>
-              <w:top w:val="single" w:color="E0E0E0" w:sz="4"/>
-              <w:left w:val="single" w:color="E0E0E0" w:sz="4"/>
-              <w:bottom w:val="single" w:color="E0E0E0" w:sz="4"/>
-              <w:right w:val="single" w:color="E0E0E0" w:sz="4"/>
-            </w:tcBorders>
-            <w:shd w:fill="FFFFFF" w:val="clear"/>
-            <w:tcMar>
-              <w:top w:type="dxa" w:w="80"/>
-              <w:left w:type="dxa" w:w="140"/>
-              <w:bottom w:type="dxa" w:w="80"/>
-              <w:right w:type="dxa" w:w="100"/>
-            </w:tcMar>
-          </w:tcPr>
-          <w:p>
-            <w:r>
-              <w:rPr>
-                <w:sz w:val="22"/>
-                <w:szCs w:val="22"/>
-              </w:rPr>
-              <w:t xml:space="preserve"/>
-            </w:r>
-          </w:p>
-        </w:tc>
-        <w:tc>
-          <w:tcPr>
-            <w:tcW w:type="dxa" w:w="2120"/>
-            <w:tcBorders>
-              <w:top w:val="single" w:color="E0E0E0" w:sz="4"/>
-              <w:left w:val="single" w:color="E0E0E0" w:sz="4"/>
-              <w:bottom w:val="single" w:color="E0E0E0" w:sz="4"/>
-              <w:right w:val="single" w:color="E0E0E0" w:sz="4"/>
-            </w:tcBorders>
-            <w:shd w:fill="FFFFFF" w:val="clear"/>
-            <w:tcMar>
-              <w:top w:type="dxa" w:w="80"/>
-              <w:left w:type="dxa" w:w="140"/>
-              <w:bottom w:type="dxa" w:w="80"/>
-              <w:right w:type="dxa" w:w="100"/>
-            </w:tcMar>
-          </w:tcPr>
-          <w:p>
-            <w:r>
-              <w:rPr>
-                <w:sz w:val="22"/>
-                <w:szCs w:val="22"/>
-              </w:rPr>
-              <w:t xml:space="preserve"/>
-            </w:r>
-          </w:p>
-        </w:tc>
-      </w:tr>
-      <w:tr>
-        <w:trPr>
-          <w:trHeight w:val="800"/>
-        </w:trPr>
-        <w:tc>
-          <w:tcPr>
-            <w:tcW w:type="dxa" w:w="2891"/>
-            <w:tcBorders>
-              <w:top w:val="single" w:color="E0E0E0" w:sz="4"/>
-              <w:left w:val="single" w:color="E0E0E0" w:sz="4"/>
-              <w:bottom w:val="single" w:color="E0E0E0" w:sz="4"/>
-              <w:right w:val="single" w:color="E0E0E0" w:sz="4"/>
-            </w:tcBorders>
-            <w:shd w:fill="F5F5F5" w:val="clear"/>
-            <w:tcMar>
-              <w:top w:type="dxa" w:w="80"/>
-              <w:left w:type="dxa" w:w="140"/>
-              <w:bottom w:type="dxa" w:w="80"/>
-              <w:right w:type="dxa" w:w="100"/>
-            </w:tcMar>
-          </w:tcPr>
-          <w:p>
-            <w:r>
-              <w:rPr>
-                <w:sz w:val="22"/>
-                <w:szCs w:val="22"/>
-              </w:rPr>
-              <w:t xml:space="preserve"/>
-            </w:r>
-          </w:p>
-        </w:tc>
-        <w:tc>
-          <w:tcPr>
-            <w:tcW w:type="dxa" w:w="2120"/>
-            <w:tcBorders>
-              <w:top w:val="single" w:color="E0E0E0" w:sz="4"/>
-              <w:left w:val="single" w:color="E0E0E0" w:sz="4"/>
-              <w:bottom w:val="single" w:color="E0E0E0" w:sz="4"/>
-              <w:right w:val="single" w:color="E0E0E0" w:sz="4"/>
-            </w:tcBorders>
-            <w:shd w:fill="F5F5F5" w:val="clear"/>
-            <w:tcMar>
-              <w:top w:type="dxa" w:w="80"/>
-              <w:left w:type="dxa" w:w="140"/>
-              <w:bottom w:type="dxa" w:w="80"/>
-              <w:right w:type="dxa" w:w="100"/>
-            </w:tcMar>
-          </w:tcPr>
-          <w:p>
-            <w:r>
-              <w:rPr>
-                <w:sz w:val="22"/>
-                <w:szCs w:val="22"/>
-              </w:rPr>
-              <w:t xml:space="preserve"/>
-            </w:r>
-          </w:p>
-        </w:tc>
-        <w:tc>
-          <w:tcPr>
-            <w:tcW w:type="dxa" w:w="2506"/>
-            <w:tcBorders>
-              <w:top w:val="single" w:color="E0E0E0" w:sz="4"/>
-              <w:left w:val="single" w:color="E0E0E0" w:sz="4"/>
-              <w:bottom w:val="single" w:color="E0E0E0" w:sz="4"/>
-              <w:right w:val="single" w:color="E0E0E0" w:sz="4"/>
-            </w:tcBorders>
-            <w:shd w:fill="F5F5F5" w:val="clear"/>
-            <w:tcMar>
-              <w:top w:type="dxa" w:w="80"/>
-              <w:left w:type="dxa" w:w="140"/>
-              <w:bottom w:type="dxa" w:w="80"/>
-              <w:right w:type="dxa" w:w="100"/>
-            </w:tcMar>
-          </w:tcPr>
-          <w:p>
-            <w:r>
-              <w:rPr>
-                <w:sz w:val="22"/>
-                <w:szCs w:val="22"/>
-              </w:rPr>
-              <w:t xml:space="preserve"/>
-            </w:r>
-          </w:p>
-        </w:tc>
-        <w:tc>
-          <w:tcPr>
-            <w:tcW w:type="dxa" w:w="2120"/>
-            <w:tcBorders>
-              <w:top w:val="single" w:color="E0E0E0" w:sz="4"/>
-              <w:left w:val="single" w:color="E0E0E0" w:sz="4"/>
-              <w:bottom w:val="single" w:color="E0E0E0" w:sz="4"/>
-              <w:right w:val="single" w:color="E0E0E0" w:sz="4"/>
-            </w:tcBorders>
-            <w:shd w:fill="F5F5F5" w:val="clear"/>
-            <w:tcMar>
-              <w:top w:type="dxa" w:w="80"/>
-              <w:left w:type="dxa" w:w="140"/>
-              <w:bottom w:type="dxa" w:w="80"/>
-              <w:right w:type="dxa" w:w="100"/>
-            </w:tcMar>
-          </w:tcPr>
-          <w:p>
-            <w:r>
-              <w:rPr>
-                <w:sz w:val="22"/>
-                <w:szCs w:val="22"/>
-              </w:rPr>
-              <w:t xml:space="preserve"/>
-            </w:r>
-          </w:p>
-        </w:tc>
-      </w:tr>
-    </w:tbl>
-    <w:p>
-      <w:pPr>
-        <w:spacing w:after="200"/>
-      </w:pPr>
-    </w:p>
-    <w:p>
-      <w:r>
-        <w:br w:type="page"/>
-      </w:r>
     </w:p>
     <w:p>
       <w:pPr>
@@ -934,7 +268,7 @@
                 <w:sz w:val="20"/>
                 <w:szCs w:val="20"/>
               </w:rPr>
-              <w:t xml:space="preserve">📸 VPC creada con el rango 10.0.0.0/16</w:t>
+              <w:t xml:space="preserve">📸 Mapa de recursos de tu VPC: nombre y CIDR (10.0.0.0/16), con las cuatro subredes agrupadas por zona</w:t>
             </w:r>
           </w:p>
         </w:tc>
@@ -1027,7 +361,7 @@
                 <w:sz w:val="20"/>
                 <w:szCs w:val="20"/>
               </w:rPr>
-              <w:t xml:space="preserve">📸 Las cuatro subredes creadas, con su CIDR y zona visibles</w:t>
+              <w:t xml:space="preserve">📸 Panel de Subredes mostrando el CIDR IPv4 de cada una de las cuatro</w:t>
             </w:r>
           </w:p>
         </w:tc>
@@ -1093,7 +427,7 @@
           <w:sz w:val="24"/>
           <w:szCs w:val="24"/>
         </w:rPr>
-        <w:t xml:space="preserve">Paso 3 — Convierte en públicas solo las subredes que deben serlo, por CLI</w:t>
+        <w:t xml:space="preserve">Paso 3 — Convierte en públicas solo las subredes que deben serlo</w:t>
       </w:r>
     </w:p>
     <w:tbl>
@@ -1139,7 +473,7 @@
                 <w:sz w:val="20"/>
                 <w:szCs w:val="20"/>
               </w:rPr>
-              <w:t xml:space="preserve">📸 Tabla de rutas pública (con ruta a la pasarela) junto a la privada, sin ella</w:t>
+              <w:t xml:space="preserve">📸 Detalle de una subred pública tuya, con su Tabla de enrutamiento visible, junto al de una privada</w:t>
             </w:r>
           </w:p>
         </w:tc>
@@ -1210,7 +544,7 @@
           <w:sz w:val="24"/>
           <w:szCs w:val="24"/>
         </w:rPr>
-        <w:t xml:space="preserve">Reflexiona</w:t>
+        <w:t xml:space="preserve">Paso 4 — Demuestra que la conectividad es la que dices que es</w:t>
       </w:r>
     </w:p>
     <w:p>
@@ -1224,7 +558,7 @@
           <w:sz w:val="22"/>
           <w:szCs w:val="22"/>
         </w:rPr>
-        <w:t xml:space="preserve">Imagina que lanzas una instancia en una de tus subredes privadas y compruebas que no sale a internet. Antes de tocar nada más: ¿falta una ruta en la tabla de rutas, falta una regla de un grupo de seguridad, o falta la pasarela en sí? Nómbralo con precisión.</w:t>
+        <w:t xml:space="preserve">Predicción, antes de comprobar que la subred privada no sale a internet: qué mensaje de error o comportamiento exacto esperas ver.</w:t>
       </w:r>
     </w:p>
     <w:tbl>
@@ -1338,104 +672,11 @@
           </w:p>
         </w:tc>
       </w:tr>
-      <w:tr>
-        <w:trPr>
-          <w:trHeight w:val="480"/>
-        </w:trPr>
-        <w:tc>
-          <w:tcPr>
-            <w:tcW w:type="dxa" w:w="9638"/>
-            <w:tcBorders>
-              <w:top w:val="single" w:color="E0E0E0" w:sz="4"/>
-              <w:left w:val="single" w:color="E0E0E0" w:sz="4"/>
-              <w:bottom w:val="single" w:color="E0E0E0" w:sz="4"/>
-              <w:right w:val="single" w:color="E0E0E0" w:sz="4"/>
-            </w:tcBorders>
-            <w:shd w:fill="FAFAFA" w:val="clear"/>
-            <w:tcMar>
-              <w:top w:type="dxa" w:w="60"/>
-              <w:left w:type="dxa" w:w="160"/>
-              <w:bottom w:type="dxa" w:w="60"/>
-              <w:right w:type="dxa" w:w="160"/>
-            </w:tcMar>
-          </w:tcPr>
-          <w:p>
-            <w:r>
-              <w:rPr>
-                <w:sz w:val="22"/>
-                <w:szCs w:val="22"/>
-              </w:rPr>
-              <w:t xml:space="preserve"/>
-            </w:r>
-          </w:p>
-        </w:tc>
-      </w:tr>
     </w:tbl>
     <w:p>
       <w:pPr>
-        <w:spacing w:after="200"/>
-      </w:pPr>
-    </w:p>
-    <w:p>
-      <w:r>
-        <w:br w:type="page"/>
-      </w:r>
-    </w:p>
-    <w:p>
-      <w:pPr>
-        <w:shd w:fill="3949AB" w:val="clear"/>
-        <w:spacing w:after="0" w:before="320"/>
-        <w:ind w:left="200" w:right="200"/>
-      </w:pPr>
-      <w:r>
-        <w:rPr>
-          <w:rFonts w:ascii="Arial" w:cs="Arial" w:eastAsia="Arial" w:hAnsi="Arial"/>
-          <w:b/>
-          <w:bCs/>
-          <w:color w:val="FFFFFF"/>
-          <w:sz w:val="26"/>
-          <w:szCs w:val="26"/>
-        </w:rPr>
-        <w:t xml:space="preserve">Parte B — Reto: demuestra que tu red hace lo que dices que hace</w:t>
-      </w:r>
-    </w:p>
-    <w:p>
-      <w:pPr>
         <w:spacing w:after="120"/>
       </w:pPr>
-    </w:p>
-    <w:p>
-      <w:pPr>
-        <w:pBdr>
-          <w:bottom w:val="single" w:color="FFA000" w:sz="4" w:space="1"/>
-        </w:pBdr>
-        <w:spacing w:after="120" w:before="240"/>
-      </w:pPr>
-      <w:r>
-        <w:rPr>
-          <w:rFonts w:ascii="Arial" w:cs="Arial" w:eastAsia="Arial" w:hAnsi="Arial"/>
-          <w:b/>
-          <w:bCs/>
-          <w:color w:val="3949AB"/>
-          <w:sz w:val="24"/>
-          <w:szCs w:val="24"/>
-        </w:rPr>
-        <w:t xml:space="preserve">Predicción: fallo de salida a internet en la subred privada</w:t>
-      </w:r>
-    </w:p>
-    <w:p>
-      <w:pPr>
-        <w:spacing w:after="100"/>
-      </w:pPr>
-      <w:r>
-        <w:rPr>
-          <w:rFonts w:ascii="Arial" w:cs="Arial" w:eastAsia="Arial" w:hAnsi="Arial"/>
-          <w:color w:val="212121"/>
-          <w:sz w:val="22"/>
-          <w:szCs w:val="22"/>
-        </w:rPr>
-        <w:t xml:space="preserve">Antes de comprobar que la subred privada no sale a internet, predice por escrito qué mensaje de error o comportamiento exacto esperas ver.</w:t>
-      </w:r>
     </w:p>
     <w:tbl>
       <w:tblPr>
@@ -1453,8 +694,41 @@
         <w:gridCol w:w="9638"/>
       </w:tblGrid>
       <w:tr>
+        <w:tc>
+          <w:tcPr>
+            <w:tcW w:type="dxa" w:w="9638"/>
+            <w:tcBorders>
+              <w:top w:val="none" w:color="FFFFFF" w:sz="0"/>
+              <w:left w:val="none" w:color="FFFFFF" w:sz="0"/>
+              <w:bottom w:val="none" w:color="FFFFFF" w:sz="0"/>
+              <w:right w:val="none" w:color="FFFFFF" w:sz="0"/>
+            </w:tcBorders>
+            <w:shd w:fill="3949AB" w:val="clear"/>
+            <w:tcMar>
+              <w:top w:type="dxa" w:w="80"/>
+              <w:left w:type="dxa" w:w="160"/>
+              <w:bottom w:type="dxa" w:w="80"/>
+              <w:right w:type="dxa" w:w="160"/>
+            </w:tcMar>
+          </w:tcPr>
+          <w:p>
+            <w:r>
+              <w:rPr>
+                <w:rFonts w:ascii="Arial" w:cs="Arial" w:eastAsia="Arial" w:hAnsi="Arial"/>
+                <w:b/>
+                <w:bCs/>
+                <w:color w:val="FFFFFF"/>
+                <w:sz w:val="20"/>
+                <w:szCs w:val="20"/>
+              </w:rPr>
+              <w:t xml:space="preserve">📸 Salida de curl desde la instancia pública, con respuesta HTTP 200</w:t>
+            </w:r>
+          </w:p>
+        </w:tc>
+      </w:tr>
+      <w:tr>
         <w:trPr>
-          <w:trHeight w:val="480"/>
+          <w:trHeight w:val="2400"/>
         </w:trPr>
         <w:tc>
           <w:tcPr>
@@ -1467,83 +741,26 @@
             </w:tcBorders>
             <w:shd w:fill="FAFAFA" w:val="clear"/>
             <w:tcMar>
-              <w:top w:type="dxa" w:w="60"/>
-              <w:left w:type="dxa" w:w="160"/>
-              <w:bottom w:type="dxa" w:w="60"/>
-              <w:right w:type="dxa" w:w="160"/>
-            </w:tcMar>
-          </w:tcPr>
-          <w:p>
-            <w:r>
-              <w:rPr>
-                <w:sz w:val="22"/>
-                <w:szCs w:val="22"/>
-              </w:rPr>
-              <w:t xml:space="preserve"/>
-            </w:r>
-          </w:p>
-        </w:tc>
-      </w:tr>
-      <w:tr>
-        <w:trPr>
-          <w:trHeight w:val="480"/>
-        </w:trPr>
-        <w:tc>
-          <w:tcPr>
-            <w:tcW w:type="dxa" w:w="9638"/>
-            <w:tcBorders>
-              <w:top w:val="single" w:color="E0E0E0" w:sz="4"/>
-              <w:left w:val="single" w:color="E0E0E0" w:sz="4"/>
-              <w:bottom w:val="single" w:color="E0E0E0" w:sz="4"/>
-              <w:right w:val="single" w:color="E0E0E0" w:sz="4"/>
-            </w:tcBorders>
-            <w:shd w:fill="FAFAFA" w:val="clear"/>
-            <w:tcMar>
-              <w:top w:type="dxa" w:w="60"/>
-              <w:left w:type="dxa" w:w="160"/>
-              <w:bottom w:type="dxa" w:w="60"/>
-              <w:right w:type="dxa" w:w="160"/>
-            </w:tcMar>
-          </w:tcPr>
-          <w:p>
-            <w:r>
-              <w:rPr>
-                <w:sz w:val="22"/>
-                <w:szCs w:val="22"/>
-              </w:rPr>
-              <w:t xml:space="preserve"/>
-            </w:r>
-          </w:p>
-        </w:tc>
-      </w:tr>
-      <w:tr>
-        <w:trPr>
-          <w:trHeight w:val="480"/>
-        </w:trPr>
-        <w:tc>
-          <w:tcPr>
-            <w:tcW w:type="dxa" w:w="9638"/>
-            <w:tcBorders>
-              <w:top w:val="single" w:color="E0E0E0" w:sz="4"/>
-              <w:left w:val="single" w:color="E0E0E0" w:sz="4"/>
-              <w:bottom w:val="single" w:color="E0E0E0" w:sz="4"/>
-              <w:right w:val="single" w:color="E0E0E0" w:sz="4"/>
-            </w:tcBorders>
-            <w:shd w:fill="FAFAFA" w:val="clear"/>
-            <w:tcMar>
-              <w:top w:type="dxa" w:w="60"/>
-              <w:left w:type="dxa" w:w="160"/>
-              <w:bottom w:type="dxa" w:w="60"/>
-              <w:right w:type="dxa" w:w="160"/>
-            </w:tcMar>
-          </w:tcPr>
-          <w:p>
-            <w:r>
-              <w:rPr>
-                <w:sz w:val="22"/>
-                <w:szCs w:val="22"/>
-              </w:rPr>
-              <w:t xml:space="preserve"/>
+              <w:top w:type="dxa" w:w="80"/>
+              <w:left w:type="dxa" w:w="160"/>
+              <w:bottom w:type="dxa" w:w="80"/>
+              <w:right w:type="dxa" w:w="160"/>
+            </w:tcMar>
+          </w:tcPr>
+          <w:p>
+            <w:pPr>
+              <w:jc w:val="center"/>
+            </w:pPr>
+            <w:r>
+              <w:rPr>
+                <w:rFonts w:ascii="Arial" w:cs="Arial" w:eastAsia="Arial" w:hAnsi="Arial"/>
+                <w:i/>
+                <w:iCs/>
+                <w:color w:val="757575"/>
+                <w:sz w:val="20"/>
+                <w:szCs w:val="20"/>
+              </w:rPr>
+              <w:t xml:space="preserve">[Pega aquí la captura de pantalla]</w:t>
             </w:r>
           </w:p>
         </w:tc>
@@ -1551,41 +768,8 @@
     </w:tbl>
     <w:p>
       <w:pPr>
-        <w:spacing w:after="160"/>
-      </w:pPr>
-    </w:p>
-    <w:p>
-      <w:pPr>
-        <w:pBdr>
-          <w:bottom w:val="single" w:color="FFA000" w:sz="4" w:space="1"/>
-        </w:pBdr>
-        <w:spacing w:after="120" w:before="240"/>
-      </w:pPr>
-      <w:r>
-        <w:rPr>
-          <w:rFonts w:ascii="Arial" w:cs="Arial" w:eastAsia="Arial" w:hAnsi="Arial"/>
-          <w:b/>
-          <w:bCs/>
-          <w:color w:val="3949AB"/>
-          <w:sz w:val="24"/>
-          <w:szCs w:val="24"/>
-        </w:rPr>
-        <w:t xml:space="preserve">Evidencia de los tres comportamientos</w:t>
-      </w:r>
-    </w:p>
-    <w:p>
-      <w:pPr>
-        <w:spacing w:after="100"/>
-      </w:pPr>
-      <w:r>
-        <w:rPr>
-          <w:rFonts w:ascii="Arial" w:cs="Arial" w:eastAsia="Arial" w:hAnsi="Arial"/>
-          <w:color w:val="212121"/>
-          <w:sz w:val="22"/>
-          <w:szCs w:val="22"/>
-        </w:rPr>
-        <w:t xml:space="preserve">Demuestra: que la subred pública tiene salida a internet, que la privada no la tiene, y que ambas pueden hablar entre sí dentro de la VPC.</w:t>
-      </w:r>
+        <w:spacing w:after="120"/>
+      </w:pPr>
     </w:p>
     <w:tbl>
       <w:tblPr>
@@ -1630,7 +814,7 @@
                 <w:sz w:val="20"/>
                 <w:szCs w:val="20"/>
               </w:rPr>
-              <w:t xml:space="preserve">📸 Evidencia de los tres comportamientos demostrados</w:t>
+              <w:t xml:space="preserve">📸 Salida de curl desde la instancia privada (ejecutado a través del salto SSH), sin respuesta</w:t>
             </w:r>
           </w:p>
         </w:tc>
@@ -1677,41 +861,8 @@
     </w:tbl>
     <w:p>
       <w:pPr>
-        <w:spacing w:after="160"/>
-      </w:pPr>
-    </w:p>
-    <w:p>
-      <w:pPr>
-        <w:pBdr>
-          <w:bottom w:val="single" w:color="FFA000" w:sz="4" w:space="1"/>
-        </w:pBdr>
-        <w:spacing w:after="120" w:before="240"/>
-      </w:pPr>
-      <w:r>
-        <w:rPr>
-          <w:rFonts w:ascii="Arial" w:cs="Arial" w:eastAsia="Arial" w:hAnsi="Arial"/>
-          <w:b/>
-          <w:bCs/>
-          <w:color w:val="3949AB"/>
-          <w:sz w:val="24"/>
-          <w:szCs w:val="24"/>
-        </w:rPr>
-        <w:t xml:space="preserve">Diagrama de red y justificación del reparto</w:t>
-      </w:r>
-    </w:p>
-    <w:p>
-      <w:pPr>
-        <w:spacing w:after="100"/>
-      </w:pPr>
-      <w:r>
-        <w:rPr>
-          <w:rFonts w:ascii="Arial" w:cs="Arial" w:eastAsia="Arial" w:hAnsi="Arial"/>
-          <w:color w:val="212121"/>
-          <w:sz w:val="22"/>
-          <w:szCs w:val="22"/>
-        </w:rPr>
-        <w:t xml:space="preserve">Diagrama completo (las cuatro subredes, la pasarela, lo usado para probar conectividad) y justificación por escrito del reparto de rangos del Paso 1: por qué ese tamaño de subred y no otro, por qué esa distribución entre las dos zonas.</w:t>
-      </w:r>
+        <w:spacing w:after="120"/>
+      </w:pPr>
     </w:p>
     <w:tbl>
       <w:tblPr>
@@ -1756,7 +907,7 @@
                 <w:sz w:val="20"/>
                 <w:szCs w:val="20"/>
               </w:rPr>
-              <w:t xml:space="preserve">📸 Diagrama de red final</w:t>
+              <w:t xml:space="preserve">📸 Salida del ping entre la instancia pública y la privada</w:t>
             </w:r>
           </w:p>
         </w:tc>
@@ -1803,8 +954,69 @@
     </w:tbl>
     <w:p>
       <w:pPr>
+        <w:spacing w:after="200"/>
+      </w:pPr>
+    </w:p>
+    <w:p>
+      <w:r>
+        <w:br w:type="page"/>
+      </w:r>
+    </w:p>
+    <w:p>
+      <w:pPr>
+        <w:shd w:fill="3949AB" w:val="clear"/>
+        <w:spacing w:after="0" w:before="320"/>
+        <w:ind w:left="200" w:right="200"/>
+      </w:pPr>
+      <w:r>
+        <w:rPr>
+          <w:rFonts w:ascii="Arial" w:cs="Arial" w:eastAsia="Arial" w:hAnsi="Arial"/>
+          <w:b/>
+          <w:bCs/>
+          <w:color w:val="FFFFFF"/>
+          <w:sz w:val="26"/>
+          <w:szCs w:val="26"/>
+        </w:rPr>
+        <w:t xml:space="preserve">Parte B — Amplía la red tú mismo, sin que nadie te dé ya los números</w:t>
+      </w:r>
+    </w:p>
+    <w:p>
+      <w:pPr>
         <w:spacing w:after="120"/>
       </w:pPr>
+    </w:p>
+    <w:p>
+      <w:pPr>
+        <w:pBdr>
+          <w:bottom w:val="single" w:color="FFA000" w:sz="4" w:space="1"/>
+        </w:pBdr>
+        <w:spacing w:after="120" w:before="240"/>
+      </w:pPr>
+      <w:r>
+        <w:rPr>
+          <w:rFonts w:ascii="Arial" w:cs="Arial" w:eastAsia="Arial" w:hAnsi="Arial"/>
+          <w:b/>
+          <w:bCs/>
+          <w:color w:val="3949AB"/>
+          <w:sz w:val="24"/>
+          <w:szCs w:val="24"/>
+        </w:rPr>
+        <w:t xml:space="preserve">Tercera zona: cálculo y creación</w:t>
+      </w:r>
+    </w:p>
+    <w:p>
+      <w:pPr>
+        <w:spacing w:after="100"/>
+      </w:pPr>
+      <w:r>
+        <w:rPr>
+          <w:rFonts w:ascii="Arial" w:cs="Arial" w:eastAsia="Arial" w:hAnsi="Arial"/>
+          <w:color w:val="212121"/>
+          <w:sz w:val="22"/>
+          <w:szCs w:val="22"/>
+        </w:rPr>
+        <w:t xml:space="preserve">El CIDR que has calculado tú mismo para la tercera subred pública y la tercera privada, y por qué no se solapa con las cuatro anteriores.</w:t>
+      </w:r>
     </w:p>
     <w:tbl>
       <w:tblPr>
@@ -1917,9 +1129,63 @@
           </w:p>
         </w:tc>
       </w:tr>
+    </w:tbl>
+    <w:p>
+      <w:pPr>
+        <w:spacing w:after="120"/>
+      </w:pPr>
+    </w:p>
+    <w:tbl>
+      <w:tblPr>
+        <w:tblW w:type="dxa" w:w="9638"/>
+        <w:tblBorders>
+          <w:top w:val="single" w:color="auto" w:sz="4"/>
+          <w:left w:val="single" w:color="auto" w:sz="4"/>
+          <w:bottom w:val="single" w:color="auto" w:sz="4"/>
+          <w:right w:val="single" w:color="auto" w:sz="4"/>
+          <w:insideH w:val="single" w:color="auto" w:sz="4"/>
+          <w:insideV w:val="single" w:color="auto" w:sz="4"/>
+        </w:tblBorders>
+      </w:tblPr>
+      <w:tblGrid>
+        <w:gridCol w:w="9638"/>
+      </w:tblGrid>
+      <w:tr>
+        <w:tc>
+          <w:tcPr>
+            <w:tcW w:type="dxa" w:w="9638"/>
+            <w:tcBorders>
+              <w:top w:val="none" w:color="FFFFFF" w:sz="0"/>
+              <w:left w:val="none" w:color="FFFFFF" w:sz="0"/>
+              <w:bottom w:val="none" w:color="FFFFFF" w:sz="0"/>
+              <w:right w:val="none" w:color="FFFFFF" w:sz="0"/>
+            </w:tcBorders>
+            <w:shd w:fill="3949AB" w:val="clear"/>
+            <w:tcMar>
+              <w:top w:type="dxa" w:w="80"/>
+              <w:left w:type="dxa" w:w="160"/>
+              <w:bottom w:type="dxa" w:w="80"/>
+              <w:right w:type="dxa" w:w="160"/>
+            </w:tcMar>
+          </w:tcPr>
+          <w:p>
+            <w:r>
+              <w:rPr>
+                <w:rFonts w:ascii="Arial" w:cs="Arial" w:eastAsia="Arial" w:hAnsi="Arial"/>
+                <w:b/>
+                <w:bCs/>
+                <w:color w:val="FFFFFF"/>
+                <w:sz w:val="20"/>
+                <w:szCs w:val="20"/>
+              </w:rPr>
+              <w:t xml:space="preserve">📸 Las dos subredes nuevas creadas, con su CIDR calculado visible</w:t>
+            </w:r>
+          </w:p>
+        </w:tc>
+      </w:tr>
       <w:tr>
         <w:trPr>
-          <w:trHeight w:val="480"/>
+          <w:trHeight w:val="2400"/>
         </w:trPr>
         <w:tc>
           <w:tcPr>
@@ -1932,19 +1198,250 @@
             </w:tcBorders>
             <w:shd w:fill="FAFAFA" w:val="clear"/>
             <w:tcMar>
-              <w:top w:type="dxa" w:w="60"/>
-              <w:left w:type="dxa" w:w="160"/>
-              <w:bottom w:type="dxa" w:w="60"/>
-              <w:right w:type="dxa" w:w="160"/>
-            </w:tcMar>
-          </w:tcPr>
-          <w:p>
-            <w:r>
-              <w:rPr>
-                <w:sz w:val="22"/>
-                <w:szCs w:val="22"/>
-              </w:rPr>
-              <w:t xml:space="preserve"/>
+              <w:top w:type="dxa" w:w="80"/>
+              <w:left w:type="dxa" w:w="160"/>
+              <w:bottom w:type="dxa" w:w="80"/>
+              <w:right w:type="dxa" w:w="160"/>
+            </w:tcMar>
+          </w:tcPr>
+          <w:p>
+            <w:pPr>
+              <w:jc w:val="center"/>
+            </w:pPr>
+            <w:r>
+              <w:rPr>
+                <w:rFonts w:ascii="Arial" w:cs="Arial" w:eastAsia="Arial" w:hAnsi="Arial"/>
+                <w:i/>
+                <w:iCs/>
+                <w:color w:val="757575"/>
+                <w:sz w:val="20"/>
+                <w:szCs w:val="20"/>
+              </w:rPr>
+              <w:t xml:space="preserve">[Pega aquí la captura de pantalla]</w:t>
+            </w:r>
+          </w:p>
+        </w:tc>
+      </w:tr>
+    </w:tbl>
+    <w:p>
+      <w:pPr>
+        <w:spacing w:after="160"/>
+      </w:pPr>
+    </w:p>
+    <w:p>
+      <w:pPr>
+        <w:pBdr>
+          <w:bottom w:val="single" w:color="FFA000" w:sz="4" w:space="1"/>
+        </w:pBdr>
+        <w:spacing w:after="120" w:before="240"/>
+      </w:pPr>
+      <w:r>
+        <w:rPr>
+          <w:rFonts w:ascii="Arial" w:cs="Arial" w:eastAsia="Arial" w:hAnsi="Arial"/>
+          <w:b/>
+          <w:bCs/>
+          <w:color w:val="3949AB"/>
+          <w:sz w:val="24"/>
+          <w:szCs w:val="24"/>
+        </w:rPr>
+        <w:t xml:space="preserve">Conectividad de la zona nueva</w:t>
+      </w:r>
+    </w:p>
+    <w:tbl>
+      <w:tblPr>
+        <w:tblW w:type="dxa" w:w="9638"/>
+        <w:tblBorders>
+          <w:top w:val="single" w:color="auto" w:sz="4"/>
+          <w:left w:val="single" w:color="auto" w:sz="4"/>
+          <w:bottom w:val="single" w:color="auto" w:sz="4"/>
+          <w:right w:val="single" w:color="auto" w:sz="4"/>
+          <w:insideH w:val="single" w:color="auto" w:sz="4"/>
+          <w:insideV w:val="single" w:color="auto" w:sz="4"/>
+        </w:tblBorders>
+      </w:tblPr>
+      <w:tblGrid>
+        <w:gridCol w:w="9638"/>
+      </w:tblGrid>
+      <w:tr>
+        <w:tc>
+          <w:tcPr>
+            <w:tcW w:type="dxa" w:w="9638"/>
+            <w:tcBorders>
+              <w:top w:val="none" w:color="FFFFFF" w:sz="0"/>
+              <w:left w:val="none" w:color="FFFFFF" w:sz="0"/>
+              <w:bottom w:val="none" w:color="FFFFFF" w:sz="0"/>
+              <w:right w:val="none" w:color="FFFFFF" w:sz="0"/>
+            </w:tcBorders>
+            <w:shd w:fill="3949AB" w:val="clear"/>
+            <w:tcMar>
+              <w:top w:type="dxa" w:w="80"/>
+              <w:left w:type="dxa" w:w="160"/>
+              <w:bottom w:type="dxa" w:w="80"/>
+              <w:right w:type="dxa" w:w="160"/>
+            </w:tcMar>
+          </w:tcPr>
+          <w:p>
+            <w:r>
+              <w:rPr>
+                <w:rFonts w:ascii="Arial" w:cs="Arial" w:eastAsia="Arial" w:hAnsi="Arial"/>
+                <w:b/>
+                <w:bCs/>
+                <w:color w:val="FFFFFF"/>
+                <w:sz w:val="20"/>
+                <w:szCs w:val="20"/>
+              </w:rPr>
+              <w:t xml:space="preserve">📸 Evidencia de que la zona nueva se comporta igual que las cuatro originales</w:t>
+            </w:r>
+          </w:p>
+        </w:tc>
+      </w:tr>
+      <w:tr>
+        <w:trPr>
+          <w:trHeight w:val="2400"/>
+        </w:trPr>
+        <w:tc>
+          <w:tcPr>
+            <w:tcW w:type="dxa" w:w="9638"/>
+            <w:tcBorders>
+              <w:top w:val="single" w:color="E0E0E0" w:sz="4"/>
+              <w:left w:val="single" w:color="E0E0E0" w:sz="4"/>
+              <w:bottom w:val="single" w:color="E0E0E0" w:sz="4"/>
+              <w:right w:val="single" w:color="E0E0E0" w:sz="4"/>
+            </w:tcBorders>
+            <w:shd w:fill="FAFAFA" w:val="clear"/>
+            <w:tcMar>
+              <w:top w:type="dxa" w:w="80"/>
+              <w:left w:type="dxa" w:w="160"/>
+              <w:bottom w:type="dxa" w:w="80"/>
+              <w:right w:type="dxa" w:w="160"/>
+            </w:tcMar>
+          </w:tcPr>
+          <w:p>
+            <w:pPr>
+              <w:jc w:val="center"/>
+            </w:pPr>
+            <w:r>
+              <w:rPr>
+                <w:rFonts w:ascii="Arial" w:cs="Arial" w:eastAsia="Arial" w:hAnsi="Arial"/>
+                <w:i/>
+                <w:iCs/>
+                <w:color w:val="757575"/>
+                <w:sz w:val="20"/>
+                <w:szCs w:val="20"/>
+              </w:rPr>
+              <w:t xml:space="preserve">[Pega aquí la captura de pantalla]</w:t>
+            </w:r>
+          </w:p>
+        </w:tc>
+      </w:tr>
+    </w:tbl>
+    <w:p>
+      <w:pPr>
+        <w:spacing w:after="160"/>
+      </w:pPr>
+    </w:p>
+    <w:p>
+      <w:pPr>
+        <w:pBdr>
+          <w:bottom w:val="single" w:color="FFA000" w:sz="4" w:space="1"/>
+        </w:pBdr>
+        <w:spacing w:after="120" w:before="240"/>
+      </w:pPr>
+      <w:r>
+        <w:rPr>
+          <w:rFonts w:ascii="Arial" w:cs="Arial" w:eastAsia="Arial" w:hAnsi="Arial"/>
+          <w:b/>
+          <w:bCs/>
+          <w:color w:val="3949AB"/>
+          <w:sz w:val="24"/>
+          <w:szCs w:val="24"/>
+        </w:rPr>
+        <w:t xml:space="preserve">Diagrama de red final</w:t>
+      </w:r>
+    </w:p>
+    <w:tbl>
+      <w:tblPr>
+        <w:tblW w:type="dxa" w:w="9638"/>
+        <w:tblBorders>
+          <w:top w:val="single" w:color="auto" w:sz="4"/>
+          <w:left w:val="single" w:color="auto" w:sz="4"/>
+          <w:bottom w:val="single" w:color="auto" w:sz="4"/>
+          <w:right w:val="single" w:color="auto" w:sz="4"/>
+          <w:insideH w:val="single" w:color="auto" w:sz="4"/>
+          <w:insideV w:val="single" w:color="auto" w:sz="4"/>
+        </w:tblBorders>
+      </w:tblPr>
+      <w:tblGrid>
+        <w:gridCol w:w="9638"/>
+      </w:tblGrid>
+      <w:tr>
+        <w:tc>
+          <w:tcPr>
+            <w:tcW w:type="dxa" w:w="9638"/>
+            <w:tcBorders>
+              <w:top w:val="none" w:color="FFFFFF" w:sz="0"/>
+              <w:left w:val="none" w:color="FFFFFF" w:sz="0"/>
+              <w:bottom w:val="none" w:color="FFFFFF" w:sz="0"/>
+              <w:right w:val="none" w:color="FFFFFF" w:sz="0"/>
+            </w:tcBorders>
+            <w:shd w:fill="3949AB" w:val="clear"/>
+            <w:tcMar>
+              <w:top w:type="dxa" w:w="80"/>
+              <w:left w:type="dxa" w:w="160"/>
+              <w:bottom w:type="dxa" w:w="80"/>
+              <w:right w:type="dxa" w:w="160"/>
+            </w:tcMar>
+          </w:tcPr>
+          <w:p>
+            <w:r>
+              <w:rPr>
+                <w:rFonts w:ascii="Arial" w:cs="Arial" w:eastAsia="Arial" w:hAnsi="Arial"/>
+                <w:b/>
+                <w:bCs/>
+                <w:color w:val="FFFFFF"/>
+                <w:sz w:val="20"/>
+                <w:szCs w:val="20"/>
+              </w:rPr>
+              <w:t xml:space="preserve">📸 Diagrama de red completo, con las seis subredes</w:t>
+            </w:r>
+          </w:p>
+        </w:tc>
+      </w:tr>
+      <w:tr>
+        <w:trPr>
+          <w:trHeight w:val="2400"/>
+        </w:trPr>
+        <w:tc>
+          <w:tcPr>
+            <w:tcW w:type="dxa" w:w="9638"/>
+            <w:tcBorders>
+              <w:top w:val="single" w:color="E0E0E0" w:sz="4"/>
+              <w:left w:val="single" w:color="E0E0E0" w:sz="4"/>
+              <w:bottom w:val="single" w:color="E0E0E0" w:sz="4"/>
+              <w:right w:val="single" w:color="E0E0E0" w:sz="4"/>
+            </w:tcBorders>
+            <w:shd w:fill="FAFAFA" w:val="clear"/>
+            <w:tcMar>
+              <w:top w:type="dxa" w:w="80"/>
+              <w:left w:type="dxa" w:w="160"/>
+              <w:bottom w:type="dxa" w:w="80"/>
+              <w:right w:type="dxa" w:w="160"/>
+            </w:tcMar>
+          </w:tcPr>
+          <w:p>
+            <w:pPr>
+              <w:jc w:val="center"/>
+            </w:pPr>
+            <w:r>
+              <w:rPr>
+                <w:rFonts w:ascii="Arial" w:cs="Arial" w:eastAsia="Arial" w:hAnsi="Arial"/>
+                <w:i/>
+                <w:iCs/>
+                <w:color w:val="757575"/>
+                <w:sz w:val="20"/>
+                <w:szCs w:val="20"/>
+              </w:rPr>
+              <w:t xml:space="preserve">[Pega aquí la captura de pantalla]</w:t>
             </w:r>
           </w:p>
         </w:tc>
